--- a/AI for Engineers Course/Week 7/Week7_Exercise_Solutions.docx
+++ b/AI for Engineers Course/Week 7/Week7_Exercise_Solutions.docx
@@ -1221,6 +1221,188 @@
       </w:pPr>
       <w:r>
         <w:t xml:space="preserve">          tags: myregistry/ai-api:latest</w:t>
+      </w:r>
+    </w:p>
+    <w:p>
+      <w:pPr>
+        <w:pStyle w:val="Heading3"/>
+      </w:pPr>
+      <w:r>
+        <w:t>Solution 3.2: Implement Structured Logging</w:t>
+      </w:r>
+    </w:p>
+    <w:p>
+      <w:r>
+        <w:t># pip install python-json-logger</w:t>
+        <w:br/>
+        <w:t>import logging</w:t>
+        <w:br/>
+        <w:t>import time</w:t>
+        <w:br/>
+        <w:t>import uuid</w:t>
+        <w:br/>
+        <w:br/>
+        <w:t>from fastapi import FastAPI, Request</w:t>
+        <w:br/>
+        <w:t>from pythonjsonlogger import jsonlogger</w:t>
+        <w:br/>
+        <w:br/>
+        <w:t>handler = logging.StreamHandler()</w:t>
+        <w:br/>
+        <w:t>handler.setFormatter(jsonlogger.JsonFormatter(</w:t>
+        <w:br/>
+        <w:t xml:space="preserve">    "%(asctime)s %(levelname)s %(name)s %(message)s"))</w:t>
+        <w:br/>
+        <w:t>log = logging.getLogger("app")</w:t>
+        <w:br/>
+        <w:t>log.addHandler(handler)</w:t>
+        <w:br/>
+        <w:t>log.setLevel(logging.INFO)</w:t>
+        <w:br/>
+        <w:br/>
+        <w:t>MODEL_VERSION = "sentiment-v3.2.0"</w:t>
+        <w:br/>
+        <w:t>app = FastAPI()</w:t>
+        <w:br/>
+        <w:br/>
+        <w:t>@app.middleware("http")</w:t>
+        <w:br/>
+        <w:t>async def log_requests(request: Request, call_next):</w:t>
+        <w:br/>
+        <w:t xml:space="preserve">    cid = request.headers.get("x-correlation-id", str(uuid.uuid4()))</w:t>
+        <w:br/>
+        <w:t xml:space="preserve">    t0 = time.perf_counter()</w:t>
+        <w:br/>
+        <w:t xml:space="preserve">    response = await call_next(request)</w:t>
+        <w:br/>
+        <w:t xml:space="preserve">    log.info("request handled", extra={</w:t>
+        <w:br/>
+        <w:t xml:space="preserve">        "correlation_id": cid,</w:t>
+        <w:br/>
+        <w:t xml:space="preserve">        "path": request.url.path,</w:t>
+        <w:br/>
+        <w:t xml:space="preserve">        "method": request.method,</w:t>
+        <w:br/>
+        <w:t xml:space="preserve">        "status": response.status_code,</w:t>
+        <w:br/>
+        <w:t xml:space="preserve">        "duration_ms": round((time.perf_counter() - t0) * 1000, 1),</w:t>
+        <w:br/>
+        <w:t xml:space="preserve">        "model_version": MODEL_VERSION,</w:t>
+        <w:br/>
+        <w:t xml:space="preserve">    })</w:t>
+        <w:br/>
+        <w:t xml:space="preserve">    response.headers["x-correlation-id"] = cid</w:t>
+        <w:br/>
+        <w:t xml:space="preserve">    return response</w:t>
+        <w:br/>
+        <w:br/>
+        <w:t>@app.get("/predict")</w:t>
+        <w:br/>
+        <w:t>async def predict(text: str):</w:t>
+        <w:br/>
+        <w:t xml:space="preserve">    return {"label": "positive", "model_version": MODEL_VERSION}</w:t>
+      </w:r>
+    </w:p>
+    <w:p>
+      <w:r>
+        <w:t>Approach: the middleware stamps every request with a correlation ID (honoring one supplied by the caller, so IDs survive across services), measures duration, and emits one JSON object per request with the custom model_version and duration_ms fields. JSON logs are machine-parseable, which is what lets a log pipeline filter by model version when a regression ships.</w:t>
+      </w:r>
+    </w:p>
+    <w:p>
+      <w:r>
+        <w:t>Expected output: hitting /predict prints a single-line JSON record with correlation_id, path, status, duration_ms, and model_version, and the same correlation ID returns in the response header.</w:t>
+      </w:r>
+    </w:p>
+    <w:p>
+      <w:pPr>
+        <w:pStyle w:val="Heading3"/>
+      </w:pPr>
+      <w:r>
+        <w:t>Solution 3.3: Set Up Prometheus Metrics</w:t>
+      </w:r>
+    </w:p>
+    <w:p>
+      <w:r>
+        <w:t># pip install prometheus-client</w:t>
+        <w:br/>
+        <w:t>import time</w:t>
+        <w:br/>
+        <w:br/>
+        <w:t>from fastapi import FastAPI, Request, Response</w:t>
+        <w:br/>
+        <w:t>from prometheus_client import (Counter, Histogram,</w:t>
+        <w:br/>
+        <w:t xml:space="preserve">                               generate_latest, CONTENT_TYPE_LATEST)</w:t>
+        <w:br/>
+        <w:br/>
+        <w:t>PREDICTIONS = Counter("predictions_total",</w:t>
+        <w:br/>
+        <w:t xml:space="preserve">                      "Total predictions served", ["model", "outcome"])</w:t>
+        <w:br/>
+        <w:t>INFERENCE = Histogram("inference_duration_seconds",</w:t>
+        <w:br/>
+        <w:t xml:space="preserve">                      "Inference latency",</w:t>
+        <w:br/>
+        <w:t xml:space="preserve">                      buckets=(0.01, 0.05, 0.1, 0.25, 0.5, 1, 2.5))</w:t>
+        <w:br/>
+        <w:br/>
+        <w:t>app = FastAPI()</w:t>
+        <w:br/>
+        <w:br/>
+        <w:t>@app.middleware("http")</w:t>
+        <w:br/>
+        <w:t>async def metrics_middleware(request: Request, call_next):</w:t>
+        <w:br/>
+        <w:t xml:space="preserve">    t0 = time.perf_counter()</w:t>
+        <w:br/>
+        <w:t xml:space="preserve">    response = await call_next(request)</w:t>
+        <w:br/>
+        <w:t xml:space="preserve">    if request.url.path == "/predict":</w:t>
+        <w:br/>
+        <w:t xml:space="preserve">        INFERENCE.observe(time.perf_counter() - t0)</w:t>
+        <w:br/>
+        <w:t xml:space="preserve">        outcome = "ok" if response.status_code == 200 else "error"</w:t>
+        <w:br/>
+        <w:t xml:space="preserve">        PREDICTIONS.labels(model="sentiment-v3", outcome=outcome).inc()</w:t>
+        <w:br/>
+        <w:t xml:space="preserve">    return response</w:t>
+        <w:br/>
+        <w:br/>
+        <w:t>@app.get("/predict")</w:t>
+        <w:br/>
+        <w:t>async def predict(text: str):</w:t>
+        <w:br/>
+        <w:t xml:space="preserve">    return {"label": "positive"}</w:t>
+        <w:br/>
+        <w:br/>
+        <w:t>@app.get("/metrics")</w:t>
+        <w:br/>
+        <w:t>async def metrics():</w:t>
+        <w:br/>
+        <w:t xml:space="preserve">    return Response(generate_latest(), media_type=CONTENT_TYPE_LATEST)</w:t>
+        <w:br/>
+        <w:br/>
+        <w:t># prometheus.yml scrape config:</w:t>
+        <w:br/>
+        <w:t># scrape_configs:</w:t>
+        <w:br/>
+        <w:t>#   - job_name: "model-api"</w:t>
+        <w:br/>
+        <w:t>#     scrape_interval: 15s</w:t>
+        <w:br/>
+        <w:t>#     static_configs:</w:t>
+        <w:br/>
+        <w:t>#       - targets: ["localhost:8000"]</w:t>
+      </w:r>
+    </w:p>
+    <w:p>
+      <w:r>
+        <w:t>Approach: a Counter tracks prediction volume labeled by model and outcome, and a Histogram captures the latency distribution with buckets chosen around the SLO so p95/p99 can be computed by Prometheus. The middleware keeps instrumentation out of handler logic, and /metrics exposes the standard text format the scraper expects.</w:t>
+      </w:r>
+    </w:p>
+    <w:p>
+      <w:r>
+        <w:t>Expected output: after a few /predict calls, /metrics shows predictions_total and inference_duration_seconds_bucket series, and a Prometheus instance with the commented scrape config graphs them.</w:t>
       </w:r>
     </w:p>
     <w:sectPr>
